--- a/templates/115校慶(71周年)運動競賽決賽名單.docx
+++ b/templates/115校慶(71周年)運動競賽決賽名單.docx
@@ -122,147 +122,11 @@
       </w:pPr>
       <w:r>
         <w:rPr>
-          <w:rFonts w:eastAsia="標楷體" w:hint="eastAsia"/>
+          <w:rFonts w:ascii="標楷體" w:hAnsi="標楷體"/>
           <w:color w:val="000000"/>
           <w:sz w:val="32"/>
-          <w:szCs w:val="32"/>
         </w:rPr>
-        <w:t>三年級女</w:t>
-      </w:r>
-      <w:r>
-        <w:rPr>
-          <w:rFonts w:eastAsia="標楷體" w:hint="eastAsia"/>
-          <w:color w:val="000000"/>
-          <w:sz w:val="32"/>
-          <w:szCs w:val="32"/>
-        </w:rPr>
-        <w:t>生組</w:t>
-      </w:r>
-      <w:r>
-        <w:rPr>
-          <w:rFonts w:eastAsia="標楷體" w:hint="eastAsia"/>
-          <w:color w:val="000000"/>
-          <w:sz w:val="32"/>
-          <w:szCs w:val="32"/>
-        </w:rPr>
-        <w:t>60</w:t>
-      </w:r>
-      <w:r>
-        <w:rPr>
-          <w:rFonts w:eastAsia="標楷體" w:hint="eastAsia"/>
-          <w:color w:val="000000"/>
-          <w:sz w:val="32"/>
-          <w:szCs w:val="32"/>
-        </w:rPr>
-        <w:t>公尺</w:t>
-      </w:r>
-      <w:r>
-        <w:rPr>
-          <w:rFonts w:eastAsia="標楷體" w:hint="eastAsia"/>
-          <w:color w:val="000000"/>
-          <w:sz w:val="32"/>
-          <w:szCs w:val="32"/>
-        </w:rPr>
-        <w:t>決</w:t>
-      </w:r>
-      <w:r>
-        <w:rPr>
-          <w:rFonts w:eastAsia="標楷體" w:hint="eastAsia"/>
-          <w:color w:val="000000"/>
-          <w:sz w:val="32"/>
-          <w:szCs w:val="32"/>
-        </w:rPr>
-        <w:t>賽名單</w:t>
-      </w:r>
-      <w:r>
-        <w:rPr>
-          <w:rFonts w:eastAsia="標楷體" w:hint="eastAsia"/>
-          <w:color w:val="000000"/>
-          <w:sz w:val="32"/>
-          <w:szCs w:val="32"/>
-        </w:rPr>
-        <w:t xml:space="preserve"> </w:t>
-      </w:r>
-      <w:r>
-        <w:rPr>
-          <w:rFonts w:eastAsia="標楷體" w:hint="eastAsia"/>
-          <w:color w:val="000000"/>
-          <w:sz w:val="32"/>
-          <w:szCs w:val="32"/>
-        </w:rPr>
-        <w:t xml:space="preserve"> </w:t>
-      </w:r>
-      <w:r>
-        <w:rPr>
-          <w:rFonts w:eastAsia="標楷體" w:hint="eastAsia"/>
-          <w:color w:val="000000"/>
-          <w:sz w:val="32"/>
-          <w:szCs w:val="32"/>
-        </w:rPr>
-        <w:t>比賽</w:t>
-      </w:r>
-      <w:r>
-        <w:rPr>
-          <w:rFonts w:eastAsia="標楷體" w:hint="eastAsia"/>
-          <w:color w:val="000000"/>
-          <w:sz w:val="32"/>
-          <w:szCs w:val="32"/>
-        </w:rPr>
-        <w:t>日期</w:t>
-      </w:r>
-      <w:r>
-        <w:rPr>
-          <w:rFonts w:eastAsia="標楷體" w:hint="eastAsia"/>
-          <w:color w:val="000000"/>
-          <w:sz w:val="32"/>
-          <w:szCs w:val="32"/>
-        </w:rPr>
-        <w:t xml:space="preserve"> </w:t>
-      </w:r>
-      <w:r>
-        <w:rPr>
-          <w:rFonts w:eastAsia="標楷體" w:hint="eastAsia"/>
-          <w:color w:val="000000"/>
-          <w:sz w:val="32"/>
-          <w:szCs w:val="32"/>
-        </w:rPr>
-        <w:t xml:space="preserve"> </w:t>
-      </w:r>
-      <w:r>
-        <w:rPr>
-          <w:rFonts w:eastAsia="標楷體" w:hint="eastAsia"/>
-          <w:color w:val="000000"/>
-          <w:sz w:val="32"/>
-          <w:szCs w:val="32"/>
-        </w:rPr>
-        <w:t>11</w:t>
-      </w:r>
-      <w:r>
-        <w:rPr>
-          <w:rFonts w:eastAsia="標楷體" w:hint="eastAsia"/>
-          <w:color w:val="000000"/>
-          <w:sz w:val="32"/>
-          <w:szCs w:val="32"/>
-        </w:rPr>
-        <w:t>4</w:t>
-      </w:r>
-      <w:r>
-        <w:rPr>
-          <w:rFonts w:eastAsia="標楷體" w:hint="eastAsia"/>
-          <w:color w:val="000000"/>
-          <w:sz w:val="32"/>
-          <w:szCs w:val="32"/>
-        </w:rPr>
-        <w:t>.11.2</w:t>
-      </w:r>
-      <w:r>
-        <w:rPr>
-          <w:rFonts w:eastAsia="標楷體" w:hint="eastAsia"/>
-          <w:color w:val="000000"/>
-          <w:sz w:val="32"/>
-          <w:szCs w:val="32"/>
-        </w:rPr>
-        <w:t>1</w:t>
+        <w:t>三年級女生組60公尺決賽名單  日期  115.11.10</w:t>
       </w:r>
     </w:p>
     <w:tbl>
@@ -1104,138 +968,11 @@
       </w:pPr>
       <w:r>
         <w:rPr>
-          <w:rFonts w:eastAsia="標楷體" w:hint="eastAsia"/>
+          <w:rFonts w:ascii="標楷體" w:hAnsi="標楷體"/>
           <w:color w:val="000000"/>
           <w:sz w:val="32"/>
-          <w:szCs w:val="32"/>
         </w:rPr>
-        <w:t>三年級男</w:t>
-      </w:r>
-      <w:r>
-        <w:rPr>
-          <w:rFonts w:eastAsia="標楷體" w:hint="eastAsia"/>
-          <w:color w:val="000000"/>
-          <w:sz w:val="32"/>
-          <w:szCs w:val="32"/>
-        </w:rPr>
-        <w:t>生組</w:t>
-      </w:r>
-      <w:r>
-        <w:rPr>
-          <w:rFonts w:eastAsia="標楷體" w:hint="eastAsia"/>
-          <w:color w:val="000000"/>
-          <w:sz w:val="32"/>
-          <w:szCs w:val="32"/>
-        </w:rPr>
-        <w:t>60</w:t>
-      </w:r>
-      <w:r>
-        <w:rPr>
-          <w:rFonts w:eastAsia="標楷體" w:hint="eastAsia"/>
-          <w:color w:val="000000"/>
-          <w:sz w:val="32"/>
-          <w:szCs w:val="32"/>
-        </w:rPr>
-        <w:t>公尺</w:t>
-      </w:r>
-      <w:r>
-        <w:rPr>
-          <w:rFonts w:eastAsia="標楷體" w:hint="eastAsia"/>
-          <w:color w:val="000000"/>
-          <w:sz w:val="32"/>
-          <w:szCs w:val="32"/>
-        </w:rPr>
-        <w:t>決</w:t>
-      </w:r>
-      <w:r>
-        <w:rPr>
-          <w:rFonts w:eastAsia="標楷體" w:hint="eastAsia"/>
-          <w:color w:val="000000"/>
-          <w:sz w:val="32"/>
-          <w:szCs w:val="32"/>
-        </w:rPr>
-        <w:t>賽名單</w:t>
-      </w:r>
-      <w:r>
-        <w:rPr>
-          <w:rFonts w:eastAsia="標楷體" w:hint="eastAsia"/>
-          <w:color w:val="000000"/>
-          <w:sz w:val="32"/>
-          <w:szCs w:val="32"/>
-        </w:rPr>
-        <w:t xml:space="preserve">  </w:t>
-      </w:r>
-      <w:r>
-        <w:rPr>
-          <w:rFonts w:eastAsia="標楷體" w:hint="eastAsia"/>
-          <w:color w:val="000000"/>
-          <w:sz w:val="32"/>
-          <w:szCs w:val="32"/>
-        </w:rPr>
-        <w:t>比賽</w:t>
-      </w:r>
-      <w:r>
-        <w:rPr>
-          <w:rFonts w:eastAsia="標楷體" w:hint="eastAsia"/>
-          <w:color w:val="000000"/>
-          <w:sz w:val="32"/>
-          <w:szCs w:val="32"/>
-        </w:rPr>
-        <w:t>日期</w:t>
-      </w:r>
-      <w:r>
-        <w:rPr>
-          <w:rFonts w:eastAsia="標楷體" w:hint="eastAsia"/>
-          <w:color w:val="000000"/>
-          <w:sz w:val="32"/>
-          <w:szCs w:val="32"/>
-        </w:rPr>
-        <w:t xml:space="preserve"> </w:t>
-      </w:r>
-      <w:r>
-        <w:rPr>
-          <w:rFonts w:eastAsia="標楷體" w:hint="eastAsia"/>
-          <w:color w:val="000000"/>
-          <w:sz w:val="32"/>
-          <w:szCs w:val="32"/>
-        </w:rPr>
-        <w:t xml:space="preserve"> </w:t>
-      </w:r>
-      <w:r>
-        <w:rPr>
-          <w:rFonts w:eastAsia="標楷體" w:hint="eastAsia"/>
-          <w:color w:val="000000"/>
-          <w:sz w:val="32"/>
-          <w:szCs w:val="32"/>
-        </w:rPr>
-        <w:t>11</w:t>
-      </w:r>
-      <w:r>
-        <w:rPr>
-          <w:rFonts w:eastAsia="標楷體" w:hint="eastAsia"/>
-          <w:color w:val="000000"/>
-          <w:sz w:val="32"/>
-          <w:szCs w:val="32"/>
-        </w:rPr>
-        <w:t>4</w:t>
-      </w:r>
-      <w:r>
-        <w:rPr>
-          <w:rFonts w:eastAsia="標楷體" w:hint="eastAsia"/>
-          <w:color w:val="000000"/>
-          <w:sz w:val="32"/>
-          <w:szCs w:val="32"/>
-        </w:rPr>
-        <w:t>.11.2</w:t>
-      </w:r>
-      <w:r>
-        <w:rPr>
-          <w:rFonts w:eastAsia="標楷體" w:hint="eastAsia"/>
-          <w:color w:val="000000"/>
-          <w:sz w:val="32"/>
-          <w:szCs w:val="32"/>
-        </w:rPr>
-        <w:t>1</w:t>
+        <w:t>三年級男生組60公尺決賽名單  日期  115.11.10</w:t>
       </w:r>
     </w:p>
     <w:tbl>
@@ -2076,120 +1813,11 @@
       </w:pPr>
       <w:r>
         <w:rPr>
-          <w:rFonts w:eastAsia="標楷體" w:hint="eastAsia"/>
+          <w:rFonts w:ascii="標楷體" w:hAnsi="標楷體"/>
           <w:color w:val="000000"/>
           <w:sz w:val="32"/>
-          <w:szCs w:val="32"/>
         </w:rPr>
-        <w:t>四年級女</w:t>
-      </w:r>
-      <w:r>
-        <w:rPr>
-          <w:rFonts w:eastAsia="標楷體" w:hint="eastAsia"/>
-          <w:color w:val="000000"/>
-          <w:sz w:val="32"/>
-          <w:szCs w:val="32"/>
-        </w:rPr>
-        <w:t>生組</w:t>
-      </w:r>
-      <w:r>
-        <w:rPr>
-          <w:rFonts w:eastAsia="標楷體" w:hint="eastAsia"/>
-          <w:color w:val="000000"/>
-          <w:sz w:val="32"/>
-          <w:szCs w:val="32"/>
-        </w:rPr>
-        <w:t>60</w:t>
-      </w:r>
-      <w:r>
-        <w:rPr>
-          <w:rFonts w:eastAsia="標楷體" w:hint="eastAsia"/>
-          <w:color w:val="000000"/>
-          <w:sz w:val="32"/>
-          <w:szCs w:val="32"/>
-        </w:rPr>
-        <w:t>公尺決賽名單</w:t>
-      </w:r>
-      <w:r>
-        <w:rPr>
-          <w:rFonts w:eastAsia="標楷體" w:hint="eastAsia"/>
-          <w:color w:val="000000"/>
-          <w:sz w:val="32"/>
-          <w:szCs w:val="32"/>
-        </w:rPr>
-        <w:t xml:space="preserve">  </w:t>
-      </w:r>
-      <w:r>
-        <w:rPr>
-          <w:rFonts w:eastAsia="標楷體" w:hint="eastAsia"/>
-          <w:color w:val="000000"/>
-          <w:sz w:val="32"/>
-          <w:szCs w:val="32"/>
-        </w:rPr>
-        <w:t>比賽</w:t>
-      </w:r>
-      <w:r>
-        <w:rPr>
-          <w:rFonts w:eastAsia="標楷體" w:hint="eastAsia"/>
-          <w:color w:val="000000"/>
-          <w:sz w:val="32"/>
-          <w:szCs w:val="32"/>
-        </w:rPr>
-        <w:t>日期</w:t>
-      </w:r>
-      <w:r>
-        <w:rPr>
-          <w:rFonts w:eastAsia="標楷體" w:hint="eastAsia"/>
-          <w:color w:val="000000"/>
-          <w:sz w:val="32"/>
-          <w:szCs w:val="32"/>
-        </w:rPr>
-        <w:t xml:space="preserve"> </w:t>
-      </w:r>
-      <w:r>
-        <w:rPr>
-          <w:rFonts w:eastAsia="標楷體" w:hint="eastAsia"/>
-          <w:color w:val="000000"/>
-          <w:sz w:val="32"/>
-          <w:szCs w:val="32"/>
-        </w:rPr>
-        <w:t xml:space="preserve"> </w:t>
-      </w:r>
-      <w:r>
-        <w:rPr>
-          <w:rFonts w:eastAsia="標楷體" w:hint="eastAsia"/>
-          <w:color w:val="000000"/>
-          <w:sz w:val="32"/>
-          <w:szCs w:val="32"/>
-        </w:rPr>
-        <w:t>11</w:t>
-      </w:r>
-      <w:r>
-        <w:rPr>
-          <w:rFonts w:eastAsia="標楷體" w:hint="eastAsia"/>
-          <w:color w:val="000000"/>
-          <w:sz w:val="32"/>
-          <w:szCs w:val="32"/>
-        </w:rPr>
-        <w:t>4</w:t>
-      </w:r>
-      <w:r>
-        <w:rPr>
-          <w:rFonts w:eastAsia="標楷體" w:hint="eastAsia"/>
-          <w:color w:val="000000"/>
-          <w:sz w:val="32"/>
-          <w:szCs w:val="32"/>
-        </w:rPr>
-        <w:t>.11.2</w:t>
-      </w:r>
-      <w:r>
-        <w:rPr>
-          <w:rFonts w:eastAsia="標楷體" w:hint="eastAsia"/>
-          <w:color w:val="000000"/>
-          <w:sz w:val="32"/>
-          <w:szCs w:val="32"/>
-        </w:rPr>
-        <w:t>1</w:t>
+        <w:t>四年級女生組60公尺決賽名單  日期  115.11.10</w:t>
       </w:r>
     </w:p>
     <w:tbl>
@@ -3021,120 +2649,11 @@
       </w:pPr>
       <w:r>
         <w:rPr>
-          <w:rFonts w:eastAsia="標楷體" w:hint="eastAsia"/>
+          <w:rFonts w:ascii="標楷體" w:hAnsi="標楷體"/>
           <w:color w:val="000000"/>
           <w:sz w:val="32"/>
-          <w:szCs w:val="32"/>
         </w:rPr>
-        <w:t>四年級男</w:t>
-      </w:r>
-      <w:r>
-        <w:rPr>
-          <w:rFonts w:eastAsia="標楷體" w:hint="eastAsia"/>
-          <w:color w:val="000000"/>
-          <w:sz w:val="32"/>
-          <w:szCs w:val="32"/>
-        </w:rPr>
-        <w:t>生組</w:t>
-      </w:r>
-      <w:r>
-        <w:rPr>
-          <w:rFonts w:eastAsia="標楷體" w:hint="eastAsia"/>
-          <w:color w:val="000000"/>
-          <w:sz w:val="32"/>
-          <w:szCs w:val="32"/>
-        </w:rPr>
-        <w:t>60</w:t>
-      </w:r>
-      <w:r>
-        <w:rPr>
-          <w:rFonts w:eastAsia="標楷體" w:hint="eastAsia"/>
-          <w:color w:val="000000"/>
-          <w:sz w:val="32"/>
-          <w:szCs w:val="32"/>
-        </w:rPr>
-        <w:t>公尺決賽名單</w:t>
-      </w:r>
-      <w:r>
-        <w:rPr>
-          <w:rFonts w:eastAsia="標楷體" w:hint="eastAsia"/>
-          <w:color w:val="000000"/>
-          <w:sz w:val="32"/>
-          <w:szCs w:val="32"/>
-        </w:rPr>
-        <w:t xml:space="preserve">  </w:t>
-      </w:r>
-      <w:r>
-        <w:rPr>
-          <w:rFonts w:eastAsia="標楷體" w:hint="eastAsia"/>
-          <w:color w:val="000000"/>
-          <w:sz w:val="32"/>
-          <w:szCs w:val="32"/>
-        </w:rPr>
-        <w:t>比賽</w:t>
-      </w:r>
-      <w:r>
-        <w:rPr>
-          <w:rFonts w:eastAsia="標楷體" w:hint="eastAsia"/>
-          <w:color w:val="000000"/>
-          <w:sz w:val="32"/>
-          <w:szCs w:val="32"/>
-        </w:rPr>
-        <w:t>日期</w:t>
-      </w:r>
-      <w:r>
-        <w:rPr>
-          <w:rFonts w:eastAsia="標楷體" w:hint="eastAsia"/>
-          <w:color w:val="000000"/>
-          <w:sz w:val="32"/>
-          <w:szCs w:val="32"/>
-        </w:rPr>
-        <w:t xml:space="preserve"> </w:t>
-      </w:r>
-      <w:r>
-        <w:rPr>
-          <w:rFonts w:eastAsia="標楷體" w:hint="eastAsia"/>
-          <w:color w:val="000000"/>
-          <w:sz w:val="32"/>
-          <w:szCs w:val="32"/>
-        </w:rPr>
-        <w:t xml:space="preserve"> </w:t>
-      </w:r>
-      <w:r>
-        <w:rPr>
-          <w:rFonts w:eastAsia="標楷體" w:hint="eastAsia"/>
-          <w:color w:val="000000"/>
-          <w:sz w:val="32"/>
-          <w:szCs w:val="32"/>
-        </w:rPr>
-        <w:t>11</w:t>
-      </w:r>
-      <w:r>
-        <w:rPr>
-          <w:rFonts w:eastAsia="標楷體" w:hint="eastAsia"/>
-          <w:color w:val="000000"/>
-          <w:sz w:val="32"/>
-          <w:szCs w:val="32"/>
-        </w:rPr>
-        <w:t>4</w:t>
-      </w:r>
-      <w:r>
-        <w:rPr>
-          <w:rFonts w:eastAsia="標楷體" w:hint="eastAsia"/>
-          <w:color w:val="000000"/>
-          <w:sz w:val="32"/>
-          <w:szCs w:val="32"/>
-        </w:rPr>
-        <w:t>.11.2</w:t>
-      </w:r>
-      <w:r>
-        <w:rPr>
-          <w:rFonts w:eastAsia="標楷體" w:hint="eastAsia"/>
-          <w:color w:val="000000"/>
-          <w:sz w:val="32"/>
-          <w:szCs w:val="32"/>
-        </w:rPr>
-        <w:t>1</w:t>
+        <w:t>四年級男生組60公尺決賽名單  日期  115.11.10</w:t>
       </w:r>
     </w:p>
     <w:tbl>
@@ -4096,84 +3615,11 @@
       </w:pPr>
       <w:r>
         <w:rPr>
-          <w:rFonts w:eastAsia="標楷體" w:hint="eastAsia"/>
+          <w:rFonts w:ascii="標楷體" w:hAnsi="標楷體"/>
           <w:color w:val="000000"/>
           <w:sz w:val="32"/>
-          <w:szCs w:val="32"/>
         </w:rPr>
-        <w:t>三年級女</w:t>
-      </w:r>
-      <w:r>
-        <w:rPr>
-          <w:rFonts w:eastAsia="標楷體" w:hint="eastAsia"/>
-          <w:color w:val="000000"/>
-          <w:sz w:val="32"/>
-          <w:szCs w:val="32"/>
-        </w:rPr>
-        <w:t>生組</w:t>
-      </w:r>
-      <w:r>
-        <w:rPr>
-          <w:rFonts w:eastAsia="標楷體" w:hint="eastAsia"/>
-          <w:color w:val="000000"/>
-          <w:sz w:val="32"/>
-          <w:szCs w:val="32"/>
-        </w:rPr>
-        <w:t>100</w:t>
-      </w:r>
-      <w:r>
-        <w:rPr>
-          <w:rFonts w:eastAsia="標楷體" w:hint="eastAsia"/>
-          <w:color w:val="000000"/>
-          <w:sz w:val="32"/>
-          <w:szCs w:val="32"/>
-        </w:rPr>
-        <w:t>公尺決賽名單</w:t>
-      </w:r>
-      <w:r>
-        <w:rPr>
-          <w:rFonts w:eastAsia="標楷體" w:hint="eastAsia"/>
-          <w:color w:val="000000"/>
-          <w:sz w:val="32"/>
-          <w:szCs w:val="32"/>
-        </w:rPr>
-        <w:t xml:space="preserve">  </w:t>
-      </w:r>
-      <w:r>
-        <w:rPr>
-          <w:rFonts w:eastAsia="標楷體" w:hint="eastAsia"/>
-          <w:color w:val="000000"/>
-          <w:sz w:val="32"/>
-          <w:szCs w:val="32"/>
-        </w:rPr>
-        <w:t>比賽日期</w:t>
-      </w:r>
-      <w:r>
-        <w:rPr>
-          <w:rFonts w:eastAsia="標楷體" w:hint="eastAsia"/>
-          <w:color w:val="000000"/>
-          <w:sz w:val="32"/>
-          <w:szCs w:val="32"/>
-        </w:rPr>
-        <w:t xml:space="preserve"> </w:t>
-      </w:r>
-      <w:r>
-        <w:rPr>
-          <w:rFonts w:eastAsia="標楷體" w:hint="eastAsia"/>
-          <w:color w:val="000000"/>
-          <w:sz w:val="32"/>
-          <w:szCs w:val="32"/>
-        </w:rPr>
-        <w:t xml:space="preserve"> </w:t>
-      </w:r>
-      <w:r>
-        <w:rPr>
-          <w:rFonts w:eastAsia="標楷體" w:hint="eastAsia"/>
-          <w:color w:val="000000"/>
-          <w:sz w:val="32"/>
-          <w:szCs w:val="32"/>
-        </w:rPr>
-        <w:t>114.11.19</w:t>
+        <w:t>三年級女生組100公尺決賽名單  日期  115.11.10</w:t>
       </w:r>
     </w:p>
     <w:tbl>
@@ -4992,75 +4438,11 @@
       </w:pPr>
       <w:r>
         <w:rPr>
-          <w:rFonts w:eastAsia="標楷體" w:hint="eastAsia"/>
+          <w:rFonts w:ascii="標楷體" w:hAnsi="標楷體"/>
           <w:color w:val="000000"/>
           <w:sz w:val="32"/>
-          <w:szCs w:val="32"/>
         </w:rPr>
-        <w:t>三年級男</w:t>
-      </w:r>
-      <w:r>
-        <w:rPr>
-          <w:rFonts w:eastAsia="標楷體" w:hint="eastAsia"/>
-          <w:color w:val="000000"/>
-          <w:sz w:val="32"/>
-          <w:szCs w:val="32"/>
-        </w:rPr>
-        <w:t>生組</w:t>
-      </w:r>
-      <w:r>
-        <w:rPr>
-          <w:rFonts w:eastAsia="標楷體" w:hint="eastAsia"/>
-          <w:color w:val="000000"/>
-          <w:sz w:val="32"/>
-          <w:szCs w:val="32"/>
-        </w:rPr>
-        <w:t>100</w:t>
-      </w:r>
-      <w:r>
-        <w:rPr>
-          <w:rFonts w:eastAsia="標楷體" w:hint="eastAsia"/>
-          <w:color w:val="000000"/>
-          <w:sz w:val="32"/>
-          <w:szCs w:val="32"/>
-        </w:rPr>
-        <w:t>公尺決賽名單</w:t>
-      </w:r>
-      <w:r>
-        <w:rPr>
-          <w:rFonts w:eastAsia="標楷體" w:hint="eastAsia"/>
-          <w:color w:val="000000"/>
-          <w:sz w:val="32"/>
-          <w:szCs w:val="32"/>
-        </w:rPr>
-        <w:t xml:space="preserve">  </w:t>
-      </w:r>
-      <w:r>
-        <w:rPr>
-          <w:rFonts w:eastAsia="標楷體" w:hint="eastAsia"/>
-          <w:color w:val="000000"/>
-          <w:sz w:val="32"/>
-          <w:szCs w:val="32"/>
-        </w:rPr>
-        <w:t>比賽日期</w:t>
-      </w:r>
-      <w:r>
-        <w:rPr>
-          <w:rFonts w:eastAsia="標楷體" w:hint="eastAsia"/>
-          <w:color w:val="000000"/>
-          <w:sz w:val="32"/>
-          <w:szCs w:val="32"/>
-        </w:rPr>
-        <w:t xml:space="preserve">  </w:t>
-      </w:r>
-      <w:r>
-        <w:rPr>
-          <w:rFonts w:eastAsia="標楷體" w:hint="eastAsia"/>
-          <w:color w:val="000000"/>
-          <w:sz w:val="32"/>
-          <w:szCs w:val="32"/>
-        </w:rPr>
-        <w:t>114.11.19</w:t>
+        <w:t>三年級男生組100公尺決賽名單  日期  115.11.10</w:t>
       </w:r>
     </w:p>
     <w:tbl>
@@ -5875,102 +5257,11 @@
       </w:pPr>
       <w:r>
         <w:rPr>
-          <w:rFonts w:eastAsia="標楷體" w:hint="eastAsia"/>
+          <w:rFonts w:ascii="標楷體" w:hAnsi="標楷體"/>
           <w:color w:val="000000"/>
           <w:sz w:val="32"/>
-          <w:szCs w:val="32"/>
         </w:rPr>
-        <w:t>四年級女</w:t>
-      </w:r>
-      <w:r>
-        <w:rPr>
-          <w:rFonts w:eastAsia="標楷體" w:hint="eastAsia"/>
-          <w:color w:val="000000"/>
-          <w:sz w:val="32"/>
-          <w:szCs w:val="32"/>
-        </w:rPr>
-        <w:t>生組</w:t>
-      </w:r>
-      <w:r>
-        <w:rPr>
-          <w:rFonts w:eastAsia="標楷體" w:hint="eastAsia"/>
-          <w:color w:val="000000"/>
-          <w:sz w:val="32"/>
-          <w:szCs w:val="32"/>
-        </w:rPr>
-        <w:t>100</w:t>
-      </w:r>
-      <w:r>
-        <w:rPr>
-          <w:rFonts w:eastAsia="標楷體" w:hint="eastAsia"/>
-          <w:color w:val="000000"/>
-          <w:sz w:val="32"/>
-          <w:szCs w:val="32"/>
-        </w:rPr>
-        <w:t>公尺</w:t>
-      </w:r>
-      <w:r>
-        <w:rPr>
-          <w:rFonts w:eastAsia="標楷體" w:hint="eastAsia"/>
-          <w:color w:val="000000"/>
-          <w:sz w:val="32"/>
-          <w:szCs w:val="32"/>
-        </w:rPr>
-        <w:t>決</w:t>
-      </w:r>
-      <w:r>
-        <w:rPr>
-          <w:rFonts w:eastAsia="標楷體" w:hint="eastAsia"/>
-          <w:color w:val="000000"/>
-          <w:sz w:val="32"/>
-          <w:szCs w:val="32"/>
-        </w:rPr>
-        <w:t>賽名單</w:t>
-      </w:r>
-      <w:r>
-        <w:rPr>
-          <w:rFonts w:eastAsia="標楷體" w:hint="eastAsia"/>
-          <w:color w:val="000000"/>
-          <w:sz w:val="32"/>
-          <w:szCs w:val="32"/>
-        </w:rPr>
-        <w:t xml:space="preserve">  </w:t>
-      </w:r>
-      <w:r>
-        <w:rPr>
-          <w:rFonts w:eastAsia="標楷體" w:hint="eastAsia"/>
-          <w:color w:val="000000"/>
-          <w:sz w:val="32"/>
-          <w:szCs w:val="32"/>
-        </w:rPr>
-        <w:t>比賽日期</w:t>
-      </w:r>
-      <w:r>
-        <w:rPr>
-          <w:rFonts w:eastAsia="標楷體" w:hint="eastAsia"/>
-          <w:color w:val="000000"/>
-          <w:sz w:val="32"/>
-          <w:szCs w:val="32"/>
-        </w:rPr>
-        <w:t xml:space="preserve"> </w:t>
-      </w:r>
-      <w:r>
-        <w:rPr>
-          <w:rFonts w:eastAsia="標楷體" w:hint="eastAsia"/>
-          <w:color w:val="000000"/>
-          <w:sz w:val="32"/>
-          <w:szCs w:val="32"/>
-        </w:rPr>
-        <w:t xml:space="preserve"> </w:t>
-      </w:r>
-      <w:r>
-        <w:rPr>
-          <w:rFonts w:eastAsia="標楷體" w:hint="eastAsia"/>
-          <w:color w:val="000000"/>
-          <w:sz w:val="32"/>
-          <w:szCs w:val="32"/>
-        </w:rPr>
-        <w:t>114.11.19</w:t>
+        <w:t>四年級女生組100公尺決賽名單  日期  115.11.10</w:t>
       </w:r>
     </w:p>
     <w:tbl>
@@ -6788,102 +6079,11 @@
       </w:pPr>
       <w:r>
         <w:rPr>
-          <w:rFonts w:eastAsia="標楷體" w:hint="eastAsia"/>
+          <w:rFonts w:ascii="標楷體" w:hAnsi="標楷體"/>
           <w:color w:val="000000"/>
           <w:sz w:val="32"/>
-          <w:szCs w:val="32"/>
         </w:rPr>
-        <w:t>四年級男</w:t>
-      </w:r>
-      <w:r>
-        <w:rPr>
-          <w:rFonts w:eastAsia="標楷體" w:hint="eastAsia"/>
-          <w:color w:val="000000"/>
-          <w:sz w:val="32"/>
-          <w:szCs w:val="32"/>
-        </w:rPr>
-        <w:t>生組</w:t>
-      </w:r>
-      <w:r>
-        <w:rPr>
-          <w:rFonts w:eastAsia="標楷體" w:hint="eastAsia"/>
-          <w:color w:val="000000"/>
-          <w:sz w:val="32"/>
-          <w:szCs w:val="32"/>
-        </w:rPr>
-        <w:t>100</w:t>
-      </w:r>
-      <w:r>
-        <w:rPr>
-          <w:rFonts w:eastAsia="標楷體" w:hint="eastAsia"/>
-          <w:color w:val="000000"/>
-          <w:sz w:val="32"/>
-          <w:szCs w:val="32"/>
-        </w:rPr>
-        <w:t>公尺</w:t>
-      </w:r>
-      <w:r>
-        <w:rPr>
-          <w:rFonts w:eastAsia="標楷體" w:hint="eastAsia"/>
-          <w:color w:val="000000"/>
-          <w:sz w:val="32"/>
-          <w:szCs w:val="32"/>
-        </w:rPr>
-        <w:t>決</w:t>
-      </w:r>
-      <w:r>
-        <w:rPr>
-          <w:rFonts w:eastAsia="標楷體" w:hint="eastAsia"/>
-          <w:color w:val="000000"/>
-          <w:sz w:val="32"/>
-          <w:szCs w:val="32"/>
-        </w:rPr>
-        <w:t>賽名單</w:t>
-      </w:r>
-      <w:r>
-        <w:rPr>
-          <w:rFonts w:eastAsia="標楷體" w:hint="eastAsia"/>
-          <w:color w:val="000000"/>
-          <w:sz w:val="32"/>
-          <w:szCs w:val="32"/>
-        </w:rPr>
-        <w:t xml:space="preserve">  </w:t>
-      </w:r>
-      <w:r>
-        <w:rPr>
-          <w:rFonts w:eastAsia="標楷體" w:hint="eastAsia"/>
-          <w:color w:val="000000"/>
-          <w:sz w:val="32"/>
-          <w:szCs w:val="32"/>
-        </w:rPr>
-        <w:t>比賽日期</w:t>
-      </w:r>
-      <w:r>
-        <w:rPr>
-          <w:rFonts w:eastAsia="標楷體" w:hint="eastAsia"/>
-          <w:color w:val="000000"/>
-          <w:sz w:val="32"/>
-          <w:szCs w:val="32"/>
-        </w:rPr>
-        <w:t xml:space="preserve"> </w:t>
-      </w:r>
-      <w:r>
-        <w:rPr>
-          <w:rFonts w:eastAsia="標楷體" w:hint="eastAsia"/>
-          <w:color w:val="000000"/>
-          <w:sz w:val="32"/>
-          <w:szCs w:val="32"/>
-        </w:rPr>
-        <w:t xml:space="preserve"> </w:t>
-      </w:r>
-      <w:r>
-        <w:rPr>
-          <w:rFonts w:eastAsia="標楷體" w:hint="eastAsia"/>
-          <w:color w:val="000000"/>
-          <w:sz w:val="32"/>
-          <w:szCs w:val="32"/>
-        </w:rPr>
-        <w:t>114.11.19</w:t>
+        <w:t>四年級男生組100公尺決賽名單  日期  115.11.10</w:t>
       </w:r>
     </w:p>
     <w:tbl>
@@ -7820,93 +7020,11 @@
       </w:pPr>
       <w:r>
         <w:rPr>
-          <w:rFonts w:eastAsia="標楷體" w:hint="eastAsia"/>
+          <w:rFonts w:ascii="標楷體" w:hAnsi="標楷體"/>
           <w:color w:val="000000"/>
           <w:sz w:val="32"/>
-          <w:szCs w:val="32"/>
         </w:rPr>
-        <w:t>五年級女</w:t>
-      </w:r>
-      <w:r>
-        <w:rPr>
-          <w:rFonts w:eastAsia="標楷體" w:hint="eastAsia"/>
-          <w:color w:val="000000"/>
-          <w:sz w:val="32"/>
-          <w:szCs w:val="32"/>
-        </w:rPr>
-        <w:t>生組</w:t>
-      </w:r>
-      <w:r>
-        <w:rPr>
-          <w:rFonts w:eastAsia="標楷體" w:hint="eastAsia"/>
-          <w:color w:val="000000"/>
-          <w:sz w:val="32"/>
-          <w:szCs w:val="32"/>
-        </w:rPr>
-        <w:t>100</w:t>
-      </w:r>
-      <w:r>
-        <w:rPr>
-          <w:rFonts w:eastAsia="標楷體" w:hint="eastAsia"/>
-          <w:color w:val="000000"/>
-          <w:sz w:val="32"/>
-          <w:szCs w:val="32"/>
-        </w:rPr>
-        <w:t>公尺決賽名單</w:t>
-      </w:r>
-      <w:r>
-        <w:rPr>
-          <w:rFonts w:eastAsia="標楷體" w:hint="eastAsia"/>
-          <w:color w:val="000000"/>
-          <w:sz w:val="32"/>
-          <w:szCs w:val="32"/>
-        </w:rPr>
-        <w:t xml:space="preserve">  </w:t>
-      </w:r>
-      <w:r>
-        <w:rPr>
-          <w:rFonts w:eastAsia="標楷體" w:hint="eastAsia"/>
-          <w:color w:val="000000"/>
-          <w:sz w:val="32"/>
-          <w:szCs w:val="32"/>
-        </w:rPr>
-        <w:t>比賽</w:t>
-      </w:r>
-      <w:r>
-        <w:rPr>
-          <w:rFonts w:eastAsia="標楷體" w:hint="eastAsia"/>
-          <w:color w:val="000000"/>
-          <w:sz w:val="32"/>
-          <w:szCs w:val="32"/>
-        </w:rPr>
-        <w:t>日期</w:t>
-      </w:r>
-      <w:r>
-        <w:rPr>
-          <w:rFonts w:eastAsia="標楷體" w:hint="eastAsia"/>
-          <w:color w:val="000000"/>
-          <w:sz w:val="32"/>
-          <w:szCs w:val="32"/>
-        </w:rPr>
-        <w:t xml:space="preserve"> </w:t>
-      </w:r>
-      <w:r>
-        <w:rPr>
-          <w:rFonts w:eastAsia="標楷體" w:hint="eastAsia"/>
-          <w:color w:val="000000"/>
-          <w:sz w:val="32"/>
-          <w:szCs w:val="32"/>
-        </w:rPr>
-        <w:t xml:space="preserve"> </w:t>
-      </w:r>
-      <w:r>
-        <w:rPr>
-          <w:rFonts w:eastAsia="標楷體" w:hint="eastAsia"/>
-          <w:color w:val="000000"/>
-          <w:sz w:val="32"/>
-          <w:szCs w:val="32"/>
-        </w:rPr>
-        <w:t>114.11.19</w:t>
+        <w:t>五年級女生組100公尺決賽名單  日期  115.11.13</w:t>
       </w:r>
     </w:p>
     <w:tbl>
@@ -8732,93 +7850,11 @@
       </w:pPr>
       <w:r>
         <w:rPr>
-          <w:rFonts w:eastAsia="標楷體" w:hint="eastAsia"/>
+          <w:rFonts w:ascii="標楷體" w:hAnsi="標楷體"/>
           <w:color w:val="000000"/>
           <w:sz w:val="32"/>
-          <w:szCs w:val="32"/>
         </w:rPr>
-        <w:t>五年級男</w:t>
-      </w:r>
-      <w:r>
-        <w:rPr>
-          <w:rFonts w:eastAsia="標楷體" w:hint="eastAsia"/>
-          <w:color w:val="000000"/>
-          <w:sz w:val="32"/>
-          <w:szCs w:val="32"/>
-        </w:rPr>
-        <w:t>生組</w:t>
-      </w:r>
-      <w:r>
-        <w:rPr>
-          <w:rFonts w:eastAsia="標楷體" w:hint="eastAsia"/>
-          <w:color w:val="000000"/>
-          <w:sz w:val="32"/>
-          <w:szCs w:val="32"/>
-        </w:rPr>
-        <w:t>100</w:t>
-      </w:r>
-      <w:r>
-        <w:rPr>
-          <w:rFonts w:eastAsia="標楷體" w:hint="eastAsia"/>
-          <w:color w:val="000000"/>
-          <w:sz w:val="32"/>
-          <w:szCs w:val="32"/>
-        </w:rPr>
-        <w:t>公尺決賽名單</w:t>
-      </w:r>
-      <w:r>
-        <w:rPr>
-          <w:rFonts w:eastAsia="標楷體" w:hint="eastAsia"/>
-          <w:color w:val="000000"/>
-          <w:sz w:val="32"/>
-          <w:szCs w:val="32"/>
-        </w:rPr>
-        <w:t xml:space="preserve">  </w:t>
-      </w:r>
-      <w:r>
-        <w:rPr>
-          <w:rFonts w:eastAsia="標楷體" w:hint="eastAsia"/>
-          <w:color w:val="000000"/>
-          <w:sz w:val="32"/>
-          <w:szCs w:val="32"/>
-        </w:rPr>
-        <w:t>比賽</w:t>
-      </w:r>
-      <w:r>
-        <w:rPr>
-          <w:rFonts w:eastAsia="標楷體" w:hint="eastAsia"/>
-          <w:color w:val="000000"/>
-          <w:sz w:val="32"/>
-          <w:szCs w:val="32"/>
-        </w:rPr>
-        <w:t>日期</w:t>
-      </w:r>
-      <w:r>
-        <w:rPr>
-          <w:rFonts w:eastAsia="標楷體" w:hint="eastAsia"/>
-          <w:color w:val="000000"/>
-          <w:sz w:val="32"/>
-          <w:szCs w:val="32"/>
-        </w:rPr>
-        <w:t xml:space="preserve"> </w:t>
-      </w:r>
-      <w:r>
-        <w:rPr>
-          <w:rFonts w:eastAsia="標楷體" w:hint="eastAsia"/>
-          <w:color w:val="000000"/>
-          <w:sz w:val="32"/>
-          <w:szCs w:val="32"/>
-        </w:rPr>
-        <w:t xml:space="preserve"> </w:t>
-      </w:r>
-      <w:r>
-        <w:rPr>
-          <w:rFonts w:eastAsia="標楷體" w:hint="eastAsia"/>
-          <w:color w:val="000000"/>
-          <w:sz w:val="32"/>
-          <w:szCs w:val="32"/>
-        </w:rPr>
-        <w:t>114.11.19</w:t>
+        <w:t>五年級男生組100公尺決賽名單  日期  115.11.13</w:t>
       </w:r>
     </w:p>
     <w:tbl>
@@ -9634,93 +8670,11 @@
       </w:pPr>
       <w:r>
         <w:rPr>
-          <w:rFonts w:eastAsia="標楷體" w:hint="eastAsia"/>
+          <w:rFonts w:ascii="標楷體" w:hAnsi="標楷體"/>
           <w:color w:val="000000"/>
           <w:sz w:val="32"/>
-          <w:szCs w:val="32"/>
         </w:rPr>
-        <w:t>六年級女</w:t>
-      </w:r>
-      <w:r>
-        <w:rPr>
-          <w:rFonts w:eastAsia="標楷體" w:hint="eastAsia"/>
-          <w:color w:val="000000"/>
-          <w:sz w:val="32"/>
-          <w:szCs w:val="32"/>
-        </w:rPr>
-        <w:t>生組</w:t>
-      </w:r>
-      <w:r>
-        <w:rPr>
-          <w:rFonts w:eastAsia="標楷體" w:hint="eastAsia"/>
-          <w:color w:val="000000"/>
-          <w:sz w:val="32"/>
-          <w:szCs w:val="32"/>
-        </w:rPr>
-        <w:t>100</w:t>
-      </w:r>
-      <w:r>
-        <w:rPr>
-          <w:rFonts w:eastAsia="標楷體" w:hint="eastAsia"/>
-          <w:color w:val="000000"/>
-          <w:sz w:val="32"/>
-          <w:szCs w:val="32"/>
-        </w:rPr>
-        <w:t>公尺決賽名單</w:t>
-      </w:r>
-      <w:r>
-        <w:rPr>
-          <w:rFonts w:eastAsia="標楷體" w:hint="eastAsia"/>
-          <w:color w:val="000000"/>
-          <w:sz w:val="32"/>
-          <w:szCs w:val="32"/>
-        </w:rPr>
-        <w:t xml:space="preserve">  </w:t>
-      </w:r>
-      <w:r>
-        <w:rPr>
-          <w:rFonts w:eastAsia="標楷體" w:hint="eastAsia"/>
-          <w:color w:val="000000"/>
-          <w:sz w:val="32"/>
-          <w:szCs w:val="32"/>
-        </w:rPr>
-        <w:t>比賽</w:t>
-      </w:r>
-      <w:r>
-        <w:rPr>
-          <w:rFonts w:eastAsia="標楷體" w:hint="eastAsia"/>
-          <w:color w:val="000000"/>
-          <w:sz w:val="32"/>
-          <w:szCs w:val="32"/>
-        </w:rPr>
-        <w:t>日期</w:t>
-      </w:r>
-      <w:r>
-        <w:rPr>
-          <w:rFonts w:eastAsia="標楷體" w:hint="eastAsia"/>
-          <w:color w:val="000000"/>
-          <w:sz w:val="32"/>
-          <w:szCs w:val="32"/>
-        </w:rPr>
-        <w:t xml:space="preserve"> </w:t>
-      </w:r>
-      <w:r>
-        <w:rPr>
-          <w:rFonts w:eastAsia="標楷體" w:hint="eastAsia"/>
-          <w:color w:val="000000"/>
-          <w:sz w:val="32"/>
-          <w:szCs w:val="32"/>
-        </w:rPr>
-        <w:t xml:space="preserve"> </w:t>
-      </w:r>
-      <w:r>
-        <w:rPr>
-          <w:rFonts w:eastAsia="標楷體" w:hint="eastAsia"/>
-          <w:color w:val="000000"/>
-          <w:sz w:val="32"/>
-          <w:szCs w:val="32"/>
-        </w:rPr>
-        <w:t>114.11.19</w:t>
+        <w:t>六年級女生組100公尺決賽名單  日期  115.11.13</w:t>
       </w:r>
     </w:p>
     <w:tbl>
@@ -10539,93 +9493,11 @@
       </w:pPr>
       <w:r>
         <w:rPr>
-          <w:rFonts w:eastAsia="標楷體" w:hint="eastAsia"/>
+          <w:rFonts w:ascii="標楷體" w:hAnsi="標楷體"/>
           <w:color w:val="000000"/>
           <w:sz w:val="32"/>
-          <w:szCs w:val="32"/>
         </w:rPr>
-        <w:t>六年級男</w:t>
-      </w:r>
-      <w:r>
-        <w:rPr>
-          <w:rFonts w:eastAsia="標楷體" w:hint="eastAsia"/>
-          <w:color w:val="000000"/>
-          <w:sz w:val="32"/>
-          <w:szCs w:val="32"/>
-        </w:rPr>
-        <w:t>生組</w:t>
-      </w:r>
-      <w:r>
-        <w:rPr>
-          <w:rFonts w:eastAsia="標楷體" w:hint="eastAsia"/>
-          <w:color w:val="000000"/>
-          <w:sz w:val="32"/>
-          <w:szCs w:val="32"/>
-        </w:rPr>
-        <w:t>100</w:t>
-      </w:r>
-      <w:r>
-        <w:rPr>
-          <w:rFonts w:eastAsia="標楷體" w:hint="eastAsia"/>
-          <w:color w:val="000000"/>
-          <w:sz w:val="32"/>
-          <w:szCs w:val="32"/>
-        </w:rPr>
-        <w:t>公尺決賽名單</w:t>
-      </w:r>
-      <w:r>
-        <w:rPr>
-          <w:rFonts w:eastAsia="標楷體" w:hint="eastAsia"/>
-          <w:color w:val="000000"/>
-          <w:sz w:val="32"/>
-          <w:szCs w:val="32"/>
-        </w:rPr>
-        <w:t xml:space="preserve">  </w:t>
-      </w:r>
-      <w:r>
-        <w:rPr>
-          <w:rFonts w:eastAsia="標楷體" w:hint="eastAsia"/>
-          <w:color w:val="000000"/>
-          <w:sz w:val="32"/>
-          <w:szCs w:val="32"/>
-        </w:rPr>
-        <w:t>比賽</w:t>
-      </w:r>
-      <w:r>
-        <w:rPr>
-          <w:rFonts w:eastAsia="標楷體" w:hint="eastAsia"/>
-          <w:color w:val="000000"/>
-          <w:sz w:val="32"/>
-          <w:szCs w:val="32"/>
-        </w:rPr>
-        <w:t>日期</w:t>
-      </w:r>
-      <w:r>
-        <w:rPr>
-          <w:rFonts w:eastAsia="標楷體" w:hint="eastAsia"/>
-          <w:color w:val="000000"/>
-          <w:sz w:val="32"/>
-          <w:szCs w:val="32"/>
-        </w:rPr>
-        <w:t xml:space="preserve"> </w:t>
-      </w:r>
-      <w:r>
-        <w:rPr>
-          <w:rFonts w:eastAsia="標楷體" w:hint="eastAsia"/>
-          <w:color w:val="000000"/>
-          <w:sz w:val="32"/>
-          <w:szCs w:val="32"/>
-        </w:rPr>
-        <w:t xml:space="preserve"> </w:t>
-      </w:r>
-      <w:r>
-        <w:rPr>
-          <w:rFonts w:eastAsia="標楷體" w:hint="eastAsia"/>
-          <w:color w:val="000000"/>
-          <w:sz w:val="32"/>
-          <w:szCs w:val="32"/>
-        </w:rPr>
-        <w:t>114.11.19</w:t>
+        <w:t>六年級男生組100公尺決賽名單  日期  115.11.13</w:t>
       </w:r>
     </w:p>
     <w:tbl>
@@ -11572,93 +10444,11 @@
       </w:pPr>
       <w:r>
         <w:rPr>
-          <w:rFonts w:eastAsia="標楷體" w:hint="eastAsia"/>
+          <w:rFonts w:ascii="標楷體" w:hAnsi="標楷體"/>
           <w:color w:val="000000"/>
           <w:sz w:val="32"/>
-          <w:szCs w:val="32"/>
         </w:rPr>
-        <w:t>五年級女</w:t>
-      </w:r>
-      <w:r>
-        <w:rPr>
-          <w:rFonts w:eastAsia="標楷體" w:hint="eastAsia"/>
-          <w:color w:val="000000"/>
-          <w:sz w:val="32"/>
-          <w:szCs w:val="32"/>
-        </w:rPr>
-        <w:t>生組</w:t>
-      </w:r>
-      <w:r>
-        <w:rPr>
-          <w:rFonts w:eastAsia="標楷體" w:hint="eastAsia"/>
-          <w:color w:val="000000"/>
-          <w:sz w:val="32"/>
-          <w:szCs w:val="32"/>
-        </w:rPr>
-        <w:t>200</w:t>
-      </w:r>
-      <w:r>
-        <w:rPr>
-          <w:rFonts w:eastAsia="標楷體" w:hint="eastAsia"/>
-          <w:color w:val="000000"/>
-          <w:sz w:val="32"/>
-          <w:szCs w:val="32"/>
-        </w:rPr>
-        <w:t>公尺決賽名單</w:t>
-      </w:r>
-      <w:r>
-        <w:rPr>
-          <w:rFonts w:eastAsia="標楷體" w:hint="eastAsia"/>
-          <w:color w:val="000000"/>
-          <w:sz w:val="32"/>
-          <w:szCs w:val="32"/>
-        </w:rPr>
-        <w:t xml:space="preserve">  </w:t>
-      </w:r>
-      <w:r>
-        <w:rPr>
-          <w:rFonts w:eastAsia="標楷體" w:hint="eastAsia"/>
-          <w:color w:val="000000"/>
-          <w:sz w:val="32"/>
-          <w:szCs w:val="32"/>
-        </w:rPr>
-        <w:t>比賽</w:t>
-      </w:r>
-      <w:r>
-        <w:rPr>
-          <w:rFonts w:eastAsia="標楷體" w:hint="eastAsia"/>
-          <w:color w:val="000000"/>
-          <w:sz w:val="32"/>
-          <w:szCs w:val="32"/>
-        </w:rPr>
-        <w:t>日期</w:t>
-      </w:r>
-      <w:r>
-        <w:rPr>
-          <w:rFonts w:eastAsia="標楷體" w:hint="eastAsia"/>
-          <w:color w:val="000000"/>
-          <w:sz w:val="32"/>
-          <w:szCs w:val="32"/>
-        </w:rPr>
-        <w:t xml:space="preserve"> </w:t>
-      </w:r>
-      <w:r>
-        <w:rPr>
-          <w:rFonts w:eastAsia="標楷體" w:hint="eastAsia"/>
-          <w:color w:val="000000"/>
-          <w:sz w:val="32"/>
-          <w:szCs w:val="32"/>
-        </w:rPr>
-        <w:t xml:space="preserve"> </w:t>
-      </w:r>
-      <w:r>
-        <w:rPr>
-          <w:rFonts w:eastAsia="標楷體" w:hint="eastAsia"/>
-          <w:color w:val="000000"/>
-          <w:sz w:val="32"/>
-          <w:szCs w:val="32"/>
-        </w:rPr>
-        <w:t>114.11.21</w:t>
+        <w:t>五年級女生組200公尺決賽名單  日期  115.11.13</w:t>
       </w:r>
     </w:p>
     <w:tbl>
@@ -12479,93 +11269,11 @@
       </w:pPr>
       <w:r>
         <w:rPr>
-          <w:rFonts w:eastAsia="標楷體" w:hint="eastAsia"/>
+          <w:rFonts w:ascii="標楷體" w:hAnsi="標楷體"/>
           <w:color w:val="000000"/>
           <w:sz w:val="32"/>
-          <w:szCs w:val="32"/>
         </w:rPr>
-        <w:t>五年級男</w:t>
-      </w:r>
-      <w:r>
-        <w:rPr>
-          <w:rFonts w:eastAsia="標楷體" w:hint="eastAsia"/>
-          <w:color w:val="000000"/>
-          <w:sz w:val="32"/>
-          <w:szCs w:val="32"/>
-        </w:rPr>
-        <w:t>生組</w:t>
-      </w:r>
-      <w:r>
-        <w:rPr>
-          <w:rFonts w:eastAsia="標楷體" w:hint="eastAsia"/>
-          <w:color w:val="000000"/>
-          <w:sz w:val="32"/>
-          <w:szCs w:val="32"/>
-        </w:rPr>
-        <w:t>200</w:t>
-      </w:r>
-      <w:r>
-        <w:rPr>
-          <w:rFonts w:eastAsia="標楷體" w:hint="eastAsia"/>
-          <w:color w:val="000000"/>
-          <w:sz w:val="32"/>
-          <w:szCs w:val="32"/>
-        </w:rPr>
-        <w:t>公尺決賽名單</w:t>
-      </w:r>
-      <w:r>
-        <w:rPr>
-          <w:rFonts w:eastAsia="標楷體" w:hint="eastAsia"/>
-          <w:color w:val="000000"/>
-          <w:sz w:val="32"/>
-          <w:szCs w:val="32"/>
-        </w:rPr>
-        <w:t xml:space="preserve">  </w:t>
-      </w:r>
-      <w:r>
-        <w:rPr>
-          <w:rFonts w:eastAsia="標楷體" w:hint="eastAsia"/>
-          <w:color w:val="000000"/>
-          <w:sz w:val="32"/>
-          <w:szCs w:val="32"/>
-        </w:rPr>
-        <w:t>比賽</w:t>
-      </w:r>
-      <w:r>
-        <w:rPr>
-          <w:rFonts w:eastAsia="標楷體" w:hint="eastAsia"/>
-          <w:color w:val="000000"/>
-          <w:sz w:val="32"/>
-          <w:szCs w:val="32"/>
-        </w:rPr>
-        <w:t>日期</w:t>
-      </w:r>
-      <w:r>
-        <w:rPr>
-          <w:rFonts w:eastAsia="標楷體" w:hint="eastAsia"/>
-          <w:color w:val="000000"/>
-          <w:sz w:val="32"/>
-          <w:szCs w:val="32"/>
-        </w:rPr>
-        <w:t xml:space="preserve"> </w:t>
-      </w:r>
-      <w:r>
-        <w:rPr>
-          <w:rFonts w:eastAsia="標楷體" w:hint="eastAsia"/>
-          <w:color w:val="000000"/>
-          <w:sz w:val="32"/>
-          <w:szCs w:val="32"/>
-        </w:rPr>
-        <w:t xml:space="preserve"> </w:t>
-      </w:r>
-      <w:r>
-        <w:rPr>
-          <w:rFonts w:eastAsia="標楷體" w:hint="eastAsia"/>
-          <w:color w:val="000000"/>
-          <w:sz w:val="32"/>
-          <w:szCs w:val="32"/>
-        </w:rPr>
-        <w:t>114.11.21</w:t>
+        <w:t>五年級男生組200公尺決賽名單  日期  115.11.13</w:t>
       </w:r>
     </w:p>
     <w:tbl>
@@ -13382,93 +12090,11 @@
       </w:pPr>
       <w:r>
         <w:rPr>
-          <w:rFonts w:eastAsia="標楷體" w:hint="eastAsia"/>
+          <w:rFonts w:ascii="標楷體" w:hAnsi="標楷體"/>
           <w:color w:val="000000"/>
           <w:sz w:val="32"/>
-          <w:szCs w:val="32"/>
         </w:rPr>
-        <w:t>六年級女</w:t>
-      </w:r>
-      <w:r>
-        <w:rPr>
-          <w:rFonts w:eastAsia="標楷體" w:hint="eastAsia"/>
-          <w:color w:val="000000"/>
-          <w:sz w:val="32"/>
-          <w:szCs w:val="32"/>
-        </w:rPr>
-        <w:t>生組</w:t>
-      </w:r>
-      <w:r>
-        <w:rPr>
-          <w:rFonts w:eastAsia="標楷體" w:hint="eastAsia"/>
-          <w:color w:val="000000"/>
-          <w:sz w:val="32"/>
-          <w:szCs w:val="32"/>
-        </w:rPr>
-        <w:t>200</w:t>
-      </w:r>
-      <w:r>
-        <w:rPr>
-          <w:rFonts w:eastAsia="標楷體" w:hint="eastAsia"/>
-          <w:color w:val="000000"/>
-          <w:sz w:val="32"/>
-          <w:szCs w:val="32"/>
-        </w:rPr>
-        <w:t>公尺決賽名單</w:t>
-      </w:r>
-      <w:r>
-        <w:rPr>
-          <w:rFonts w:eastAsia="標楷體" w:hint="eastAsia"/>
-          <w:color w:val="000000"/>
-          <w:sz w:val="32"/>
-          <w:szCs w:val="32"/>
-        </w:rPr>
-        <w:t xml:space="preserve">  </w:t>
-      </w:r>
-      <w:r>
-        <w:rPr>
-          <w:rFonts w:eastAsia="標楷體" w:hint="eastAsia"/>
-          <w:color w:val="000000"/>
-          <w:sz w:val="32"/>
-          <w:szCs w:val="32"/>
-        </w:rPr>
-        <w:t>比賽</w:t>
-      </w:r>
-      <w:r>
-        <w:rPr>
-          <w:rFonts w:eastAsia="標楷體" w:hint="eastAsia"/>
-          <w:color w:val="000000"/>
-          <w:sz w:val="32"/>
-          <w:szCs w:val="32"/>
-        </w:rPr>
-        <w:t>日期</w:t>
-      </w:r>
-      <w:r>
-        <w:rPr>
-          <w:rFonts w:eastAsia="標楷體" w:hint="eastAsia"/>
-          <w:color w:val="000000"/>
-          <w:sz w:val="32"/>
-          <w:szCs w:val="32"/>
-        </w:rPr>
-        <w:t xml:space="preserve"> </w:t>
-      </w:r>
-      <w:r>
-        <w:rPr>
-          <w:rFonts w:eastAsia="標楷體" w:hint="eastAsia"/>
-          <w:color w:val="000000"/>
-          <w:sz w:val="32"/>
-          <w:szCs w:val="32"/>
-        </w:rPr>
-        <w:t xml:space="preserve"> </w:t>
-      </w:r>
-      <w:r>
-        <w:rPr>
-          <w:rFonts w:eastAsia="標楷體" w:hint="eastAsia"/>
-          <w:color w:val="000000"/>
-          <w:sz w:val="32"/>
-          <w:szCs w:val="32"/>
-        </w:rPr>
-        <w:t>114.11.21</w:t>
+        <w:t>六年級女生組200公尺決賽名單  日期  115.11.13</w:t>
       </w:r>
     </w:p>
     <w:tbl>
@@ -14286,93 +12912,11 @@
       </w:pPr>
       <w:r>
         <w:rPr>
-          <w:rFonts w:eastAsia="標楷體" w:hint="eastAsia"/>
+          <w:rFonts w:ascii="標楷體" w:hAnsi="標楷體"/>
           <w:color w:val="000000"/>
           <w:sz w:val="32"/>
-          <w:szCs w:val="32"/>
         </w:rPr>
-        <w:t>六年級男</w:t>
-      </w:r>
-      <w:r>
-        <w:rPr>
-          <w:rFonts w:eastAsia="標楷體" w:hint="eastAsia"/>
-          <w:color w:val="000000"/>
-          <w:sz w:val="32"/>
-          <w:szCs w:val="32"/>
-        </w:rPr>
-        <w:t>生組</w:t>
-      </w:r>
-      <w:r>
-        <w:rPr>
-          <w:rFonts w:eastAsia="標楷體" w:hint="eastAsia"/>
-          <w:color w:val="000000"/>
-          <w:sz w:val="32"/>
-          <w:szCs w:val="32"/>
-        </w:rPr>
-        <w:t>200</w:t>
-      </w:r>
-      <w:r>
-        <w:rPr>
-          <w:rFonts w:eastAsia="標楷體" w:hint="eastAsia"/>
-          <w:color w:val="000000"/>
-          <w:sz w:val="32"/>
-          <w:szCs w:val="32"/>
-        </w:rPr>
-        <w:t>公尺決賽名單</w:t>
-      </w:r>
-      <w:r>
-        <w:rPr>
-          <w:rFonts w:eastAsia="標楷體" w:hint="eastAsia"/>
-          <w:color w:val="000000"/>
-          <w:sz w:val="32"/>
-          <w:szCs w:val="32"/>
-        </w:rPr>
-        <w:t xml:space="preserve">  </w:t>
-      </w:r>
-      <w:r>
-        <w:rPr>
-          <w:rFonts w:eastAsia="標楷體" w:hint="eastAsia"/>
-          <w:color w:val="000000"/>
-          <w:sz w:val="32"/>
-          <w:szCs w:val="32"/>
-        </w:rPr>
-        <w:t>比賽</w:t>
-      </w:r>
-      <w:r>
-        <w:rPr>
-          <w:rFonts w:eastAsia="標楷體" w:hint="eastAsia"/>
-          <w:color w:val="000000"/>
-          <w:sz w:val="32"/>
-          <w:szCs w:val="32"/>
-        </w:rPr>
-        <w:t>日期</w:t>
-      </w:r>
-      <w:r>
-        <w:rPr>
-          <w:rFonts w:eastAsia="標楷體" w:hint="eastAsia"/>
-          <w:color w:val="000000"/>
-          <w:sz w:val="32"/>
-          <w:szCs w:val="32"/>
-        </w:rPr>
-        <w:t xml:space="preserve"> </w:t>
-      </w:r>
-      <w:r>
-        <w:rPr>
-          <w:rFonts w:eastAsia="標楷體" w:hint="eastAsia"/>
-          <w:color w:val="000000"/>
-          <w:sz w:val="32"/>
-          <w:szCs w:val="32"/>
-        </w:rPr>
-        <w:t xml:space="preserve"> </w:t>
-      </w:r>
-      <w:r>
-        <w:rPr>
-          <w:rFonts w:eastAsia="標楷體" w:hint="eastAsia"/>
-          <w:color w:val="000000"/>
-          <w:sz w:val="32"/>
-          <w:szCs w:val="32"/>
-        </w:rPr>
-        <w:t>114.11.21</w:t>
+        <w:t>六年級男生組200公尺決賽名單  日期  115.11.13</w:t>
       </w:r>
     </w:p>
     <w:tbl>
